--- a/9-交付管理/运行记录类文件/090203-淮安生态新城信息系统运维服务 -实施计划.docx
+++ b/9-交付管理/运行记录类文件/090203-淮安生态新城信息系统运维服务 -实施计划.docx
@@ -1085,21 +1085,7 @@
               <w:rFonts w:hint="eastAsia"/>
               <w:lang w:val="en-US" w:eastAsia="zh-CN"/>
             </w:rPr>
-            <w:t>淮安生态新城信息系统运维服务</w:t>
-          </w:r>
-          <w:r>
-            <w:rPr>
-              <w:rFonts w:hint="eastAsia"/>
-              <w:lang w:val="en-US" w:eastAsia="zh-CN"/>
-            </w:rPr>
-            <w:t xml:space="preserve"> </w:t>
-          </w:r>
-          <w:r>
-            <w:rPr>
-              <w:rFonts w:hint="eastAsia"/>
-              <w:lang w:val="en-US" w:eastAsia="zh-CN"/>
-            </w:rPr>
-            <w:t>实施计划</w:t>
+            <w:t>淮安生态新城信息系统运维服务 实施计划</w:t>
           </w:r>
           <w:r>
             <w:tab/>
@@ -2883,8 +2869,8 @@
         <w:pStyle w:val="30"/>
         <w:bidi w:val="0"/>
       </w:pPr>
-      <w:bookmarkStart w:id="7" w:name="heading_1"/>
-      <w:bookmarkStart w:id="8" w:name="_Toc26838"/>
+      <w:bookmarkStart w:id="7" w:name="_Toc26838"/>
+      <w:bookmarkStart w:id="8" w:name="heading_1"/>
       <w:r>
         <w:t>编制目的</w:t>
       </w:r>
@@ -2927,8 +2913,8 @@
         <w:pStyle w:val="30"/>
         <w:bidi w:val="0"/>
       </w:pPr>
-      <w:bookmarkStart w:id="11" w:name="heading_3"/>
-      <w:bookmarkStart w:id="12" w:name="_Toc26436"/>
+      <w:bookmarkStart w:id="11" w:name="_Toc26436"/>
+      <w:bookmarkStart w:id="12" w:name="heading_3"/>
       <w:r>
         <w:t>计划范围</w:t>
       </w:r>
@@ -2962,8 +2948,8 @@
         <w:pStyle w:val="30"/>
         <w:bidi w:val="0"/>
       </w:pPr>
-      <w:bookmarkStart w:id="15" w:name="heading_5"/>
-      <w:bookmarkStart w:id="16" w:name="_Toc9696"/>
+      <w:bookmarkStart w:id="15" w:name="_Toc9696"/>
+      <w:bookmarkStart w:id="16" w:name="heading_5"/>
       <w:r>
         <w:t>时间安排</w:t>
       </w:r>
@@ -2984,8 +2970,8 @@
         <w:pStyle w:val="30"/>
         <w:bidi w:val="0"/>
       </w:pPr>
-      <w:bookmarkStart w:id="17" w:name="heading_6"/>
-      <w:bookmarkStart w:id="18" w:name="_Toc30011"/>
+      <w:bookmarkStart w:id="17" w:name="_Toc30011"/>
+      <w:bookmarkStart w:id="18" w:name="heading_6"/>
       <w:r>
         <w:t>任务分解</w:t>
       </w:r>
@@ -6512,8 +6498,6 @@
         </w:rPr>
         <w:t>查</w:t>
       </w:r>
-      <w:bookmarkStart w:id="83" w:name="_GoBack"/>
-      <w:bookmarkEnd w:id="83"/>
       <w:r>
         <w:t>诊断，硬件故障更换备件，软件/配置故障现场调试恢复。解决后经甲方确认关闭事件。</w:t>
       </w:r>
@@ -6617,8 +6601,8 @@
         <w:pStyle w:val="30"/>
         <w:bidi w:val="0"/>
       </w:pPr>
-      <w:bookmarkStart w:id="40" w:name="heading_24"/>
-      <w:bookmarkStart w:id="41" w:name="_Toc25047"/>
+      <w:bookmarkStart w:id="40" w:name="_Toc25047"/>
+      <w:bookmarkStart w:id="41" w:name="heading_24"/>
       <w:r>
         <w:t>配置备份</w:t>
       </w:r>
@@ -6726,8 +6710,8 @@
         <w:pStyle w:val="30"/>
         <w:bidi w:val="0"/>
       </w:pPr>
-      <w:bookmarkStart w:id="46" w:name="heading_29"/>
-      <w:bookmarkStart w:id="47" w:name="_Toc10875"/>
+      <w:bookmarkStart w:id="46" w:name="_Toc10875"/>
+      <w:bookmarkStart w:id="47" w:name="heading_29"/>
       <w:r>
         <w:t>服务报告</w:t>
       </w:r>
@@ -7455,8 +7439,8 @@
         <w:pStyle w:val="30"/>
         <w:bidi w:val="0"/>
       </w:pPr>
-      <w:bookmarkStart w:id="51" w:name="heading_33"/>
-      <w:bookmarkStart w:id="52" w:name="_Toc16076"/>
+      <w:bookmarkStart w:id="51" w:name="_Toc16076"/>
+      <w:bookmarkStart w:id="52" w:name="heading_33"/>
       <w:r>
         <w:t>应急演练</w:t>
       </w:r>
@@ -7508,7 +7492,29 @@
         <w:bidi w:val="0"/>
       </w:pPr>
       <w:r>
-        <w:t>2026年6月（服务期内第10个月），具体时间提前15日与甲方沟通确认。</w:t>
+        <w:t>202</w:t>
+      </w:r>
+      <w:r>
+        <w:rPr>
+          <w:rFonts w:hint="eastAsia"/>
+          <w:lang w:val="en-US" w:eastAsia="zh-CN"/>
+        </w:rPr>
+        <w:t>5</w:t>
+      </w:r>
+      <w:r>
+        <w:t>年</w:t>
+      </w:r>
+      <w:r>
+        <w:rPr>
+          <w:rFonts w:hint="eastAsia"/>
+          <w:lang w:val="en-US" w:eastAsia="zh-CN"/>
+        </w:rPr>
+        <w:t>12</w:t>
+      </w:r>
+      <w:bookmarkStart w:id="83" w:name="_GoBack"/>
+      <w:bookmarkEnd w:id="83"/>
+      <w:r>
+        <w:t>月（服务期内第10个月），具体时间提前15日与甲方沟通确认。</w:t>
       </w:r>
     </w:p>
     <w:p>
@@ -7564,8 +7570,8 @@
         <w:pStyle w:val="28"/>
         <w:bidi w:val="0"/>
       </w:pPr>
-      <w:bookmarkStart w:id="57" w:name="heading_38"/>
-      <w:bookmarkStart w:id="58" w:name="_Toc9362"/>
+      <w:bookmarkStart w:id="57" w:name="_Toc9362"/>
+      <w:bookmarkStart w:id="58" w:name="heading_38"/>
       <w:r>
         <w:t>阶段三：收尾总结（合同到期前15日内）</w:t>
       </w:r>
@@ -7599,8 +7605,8 @@
         <w:pStyle w:val="30"/>
         <w:bidi w:val="0"/>
       </w:pPr>
-      <w:bookmarkStart w:id="61" w:name="heading_40"/>
-      <w:bookmarkStart w:id="62" w:name="_Toc4771"/>
+      <w:bookmarkStart w:id="61" w:name="_Toc4771"/>
+      <w:bookmarkStart w:id="62" w:name="heading_40"/>
       <w:r>
         <w:t>任务分解</w:t>
       </w:r>
@@ -7708,8 +7714,8 @@
         <w:pStyle w:val="30"/>
         <w:bidi w:val="0"/>
       </w:pPr>
-      <w:bookmarkStart w:id="67" w:name="heading_45"/>
-      <w:bookmarkStart w:id="68" w:name="_Toc6376"/>
+      <w:bookmarkStart w:id="67" w:name="_Toc6376"/>
+      <w:bookmarkStart w:id="68" w:name="heading_45"/>
       <w:r>
         <w:t>阶段交付物</w:t>
       </w:r>
@@ -8239,8 +8245,8 @@
         <w:pStyle w:val="28"/>
         <w:bidi w:val="0"/>
       </w:pPr>
-      <w:bookmarkStart w:id="69" w:name="heading_46"/>
-      <w:bookmarkStart w:id="70" w:name="_Toc1215"/>
+      <w:bookmarkStart w:id="69" w:name="_Toc1215"/>
+      <w:bookmarkStart w:id="70" w:name="heading_46"/>
       <w:r>
         <w:t>质量监控计划</w:t>
       </w:r>
